--- a/规则红线/分析的规则红线--Claude_v1.9.docx
+++ b/规则红线/分析的规则红线--Claude_v1.9.docx
@@ -15871,7 +15871,7 @@
           <w:color w:val="555555"/>
           <w:sz w:val="18"/>
         </w:rPr>
-        <w:t>项目成员/团队名册.md</w:t>
+        <w:t>项目成员/团队名册_vX.Y.md</w:t>
       </w:r>
       <w:r>
         <w:rPr>
@@ -15881,7 +15881,7 @@
           <w:color w:val="555555"/>
           <w:sz w:val="21"/>
         </w:rPr>
-        <w:t xml:space="preserve"> 纳入 §5.4 版本管理体系，与白皮书同等要求。</w:t>
+        <w:t xml:space="preserve"> 纳入 §5.4 版本管理体系，与白皮书同等要求。文件名须含版本号。</w:t>
       </w:r>
     </w:p>
     <w:p>
@@ -16026,7 +16026,7 @@
                 <w:b w:val="0"/>
                 <w:sz w:val="21"/>
               </w:rPr>
-              <w:t>项目成员\团队名册.md</w:t>
+              <w:t>项目成员\团队名册_vX.Y.md</w:t>
             </w:r>
           </w:p>
         </w:tc>
@@ -16085,7 +16085,7 @@
                 <w:b w:val="0"/>
                 <w:sz w:val="21"/>
               </w:rPr>
-              <w:t>项目成员\团队名册.xlsx</w:t>
+              <w:t>项目成员\团队名册_vX.Y.xlsx</w:t>
             </w:r>
           </w:p>
         </w:tc>
@@ -16440,7 +16440,23 @@
           <w:b w:val="0"/>
           <w:sz w:val="21"/>
         </w:rPr>
-        <w:t xml:space="preserve">：主版本变更保留旧版（如 </w:t>
+        <w:t>：版本变更时</w:t>
+      </w:r>
+      <w:r>
+        <w:rPr>
+          <w:rFonts w:ascii="Microsoft YaHei" w:hAnsi="Microsoft YaHei" w:eastAsia="Microsoft YaHei"/>
+          <w:b/>
+          <w:sz w:val="21"/>
+        </w:rPr>
+        <w:t>新建</w:t>
+      </w:r>
+      <w:r>
+        <w:rPr>
+          <w:rFonts w:ascii="Microsoft YaHei" w:hAnsi="Microsoft YaHei" w:eastAsia="Microsoft YaHei"/>
+          <w:b w:val="0"/>
+          <w:sz w:val="21"/>
+        </w:rPr>
+        <w:t xml:space="preserve">版本文件（如复制 </w:t>
       </w:r>
       <w:r>
         <w:rPr>
@@ -16449,7 +16465,7 @@
           <w:color w:val="E74C3C"/>
           <w:sz w:val="18"/>
         </w:rPr>
-        <w:t>团队名册_v1.0.md</w:t>
+        <w:t>团队名册_v1.3.md</w:t>
       </w:r>
       <w:r>
         <w:rPr>
@@ -16457,7 +16473,40 @@
           <w:b w:val="0"/>
           <w:sz w:val="21"/>
         </w:rPr>
-        <w:t>），次版本覆盖</w:t>
+        <w:t xml:space="preserve"> → </w:t>
+      </w:r>
+      <w:r>
+        <w:rPr>
+          <w:rFonts w:ascii="Consolas" w:hAnsi="Consolas" w:eastAsia="Consolas"/>
+          <w:b w:val="0"/>
+          <w:color w:val="E74C3C"/>
+          <w:sz w:val="18"/>
+        </w:rPr>
+        <w:t>团队名册_v1.4.md</w:t>
+      </w:r>
+      <w:r>
+        <w:rPr>
+          <w:rFonts w:ascii="Microsoft YaHei" w:hAnsi="Microsoft YaHei" w:eastAsia="Microsoft YaHei"/>
+          <w:b w:val="0"/>
+          <w:sz w:val="21"/>
+        </w:rPr>
+        <w:t xml:space="preserve"> 再修改），</w:t>
+      </w:r>
+      <w:r>
+        <w:rPr>
+          <w:rFonts w:ascii="Microsoft YaHei" w:hAnsi="Microsoft YaHei" w:eastAsia="Microsoft YaHei"/>
+          <w:b/>
+          <w:sz w:val="21"/>
+        </w:rPr>
+        <w:t>禁止重命名覆盖</w:t>
+      </w:r>
+      <w:r>
+        <w:rPr>
+          <w:rFonts w:ascii="Microsoft YaHei" w:hAnsi="Microsoft YaHei" w:eastAsia="Microsoft YaHei"/>
+          <w:b w:val="0"/>
+          <w:sz w:val="21"/>
+        </w:rPr>
+        <w:t>旧版本文件；旧版本保留不删。次版本（MINOR）也保留独立文件，不覆盖</w:t>
       </w:r>
     </w:p>
     <w:p>
@@ -16621,7 +16670,7 @@
           <w:color w:val="555555"/>
           <w:sz w:val="18"/>
         </w:rPr>
-        <w:t>项目成员/团队名册.md</w:t>
+        <w:t>项目成员/团队名册_vX.Y.md</w:t>
       </w:r>
       <w:r>
         <w:rPr>
@@ -16641,7 +16690,7 @@
           <w:color w:val="555555"/>
           <w:sz w:val="18"/>
         </w:rPr>
-        <w:t>项目成员/团队名册.xlsx</w:t>
+        <w:t>项目成员/团队名册_vX.Y.xlsx</w:t>
       </w:r>
       <w:r>
         <w:rPr>
@@ -16651,7 +16700,7 @@
           <w:color w:val="555555"/>
           <w:sz w:val="21"/>
         </w:rPr>
-        <w:t>。</w:t>
+        <w:t>（同版本号）。</w:t>
       </w:r>
     </w:p>
     <w:p>
